--- a/Documents/CIS520_Project_4_Anaylsis_ROUGH.docx
+++ b/Documents/CIS520_Project_4_Anaylsis_ROUGH.docx
@@ -66,26 +66,10 @@
     </w:p>
     <w:p>
       <w:r>
-        <w:t xml:space="preserve">All experiments were done on the Kansas State University’s </w:t>
-      </w:r>
-      <w:proofErr w:type="spellStart"/>
-      <w:r>
-        <w:t>Beocat</w:t>
-      </w:r>
-      <w:proofErr w:type="spellEnd"/>
-      <w:r>
-        <w:t xml:space="preserve"> super cluster. We used the </w:t>
-      </w:r>
-      <w:proofErr w:type="spellStart"/>
-      <w:r>
-        <w:t>slurm</w:t>
-      </w:r>
-      <w:proofErr w:type="spellEnd"/>
-      <w:r>
-        <w:t xml:space="preserve"> batch scheduler. </w:t>
-      </w:r>
-      <w:r>
-        <w:t xml:space="preserve">Jobs (at least this first part) were constrained to mole class nodes to keep hardware consistent. </w:t>
+        <w:t xml:space="preserve">All experiments were done on the Kansas State University’s Beocat super cluster. We used the slurm batch scheduler. </w:t>
+      </w:r>
+      <w:r>
+        <w:t xml:space="preserve">Jobs were constrained to mole class nodes to keep hardware consistent. </w:t>
       </w:r>
     </w:p>
     <w:p/>
@@ -162,16 +146,20 @@
       </w:r>
     </w:p>
     <w:p>
-      <w:r>
-        <w:t xml:space="preserve">For this first part, the input file sized is fixed at 1.7 GB. We vary thread count and </w:t>
-      </w:r>
-      <w:proofErr w:type="spellStart"/>
-      <w:r>
-        <w:t>Slurm</w:t>
-      </w:r>
-      <w:proofErr w:type="spellEnd"/>
-      <w:r>
-        <w:t xml:space="preserve"> memory allocation. We repeat each configuration 3 times to obtain standard deviations to assess measurement noise. </w:t>
+      <w:pPr>
+        <w:pStyle w:val="ListParagraph"/>
+        <w:numPr>
+          <w:ilvl w:val="0"/>
+          <w:numId w:val="1"/>
+        </w:numPr>
+      </w:pPr>
+      <w:r>
+        <w:t>Implementation comparison: How does pthreads performance compare to MPI for the same work load?</w:t>
+      </w:r>
+    </w:p>
+    <w:p>
+      <w:r>
+        <w:t xml:space="preserve">For this first part, the input file sized is fixed at 1.7 GB. We vary thread count and Slurm memory allocation. We repeat each configuration 3 times to obtain standard deviations to assess measurement noise. </w:t>
       </w:r>
     </w:p>
     <w:p/>
@@ -191,9 +179,22 @@
           <w:sz w:val="28"/>
           <w:szCs w:val="28"/>
         </w:rPr>
-        <w:t xml:space="preserve">3) Software Architecture: </w:t>
-      </w:r>
-      <w:proofErr w:type="spellStart"/>
+        <w:t>3) Software Architecture: Pthreads</w:t>
+      </w:r>
+    </w:p>
+    <w:p>
+      <w:r>
+        <w:t xml:space="preserve">This design starts with N threads being crated once at start up and reused for every batch, avoiding repeated pthread_create overhead. The main thread reads lines in batches of up to 4096 using fgets(), signal workers, then waits for all processes to complete before printing results and loading the next batch. </w:t>
+      </w:r>
+    </w:p>
+    <w:p/>
+    <w:p>
+      <w:pPr>
+        <w:rPr>
+          <w:sz w:val="28"/>
+          <w:szCs w:val="28"/>
+        </w:rPr>
+      </w:pPr>
       <w:r>
         <w:rPr>
           <w:b/>
@@ -201,29 +202,16 @@
           <w:sz w:val="28"/>
           <w:szCs w:val="28"/>
         </w:rPr>
-        <w:t>Pthreads</w:t>
-      </w:r>
-      <w:proofErr w:type="spellEnd"/>
-    </w:p>
-    <w:p>
-      <w:r>
-        <w:t xml:space="preserve">This design starts with N threads being crated once at start up and reused for every batch, avoiding repeated </w:t>
-      </w:r>
-      <w:proofErr w:type="spellStart"/>
-      <w:r>
-        <w:t>pthread_create</w:t>
-      </w:r>
-      <w:proofErr w:type="spellEnd"/>
-      <w:r>
-        <w:t xml:space="preserve"> overhead. The main thread reads lines in batches of up to 4096 using </w:t>
-      </w:r>
-      <w:proofErr w:type="spellStart"/>
-      <w:r>
-        <w:t>fgets</w:t>
-      </w:r>
-      <w:proofErr w:type="spellEnd"/>
-      <w:r>
-        <w:t xml:space="preserve">(), signal workers, then waits for all processes to complete before printing results and loading the next batch. </w:t>
+        <w:t>3.1) Software Architecture: MPI</w:t>
+      </w:r>
+    </w:p>
+    <w:p>
+      <w:r>
+        <w:t xml:space="preserve">The MPI implementation distributes work across processes using a coordinator/worker pattern. Rank 0 acts as the coordinator. It reads lines form the file and uses MPI_Send to </w:t>
+      </w:r>
+      <w:r>
+        <w:lastRenderedPageBreak/>
+        <w:t xml:space="preserve">distribute batches to the workers. Each worker receives its assigned lines, computers the maximum ASCII value, and returns results to rank 0. </w:t>
       </w:r>
     </w:p>
     <w:p/>
@@ -243,42 +231,28 @@
           <w:sz w:val="28"/>
           <w:szCs w:val="28"/>
         </w:rPr>
-        <w:t xml:space="preserve">4) Results: </w:t>
-      </w:r>
-      <w:proofErr w:type="spellStart"/>
+        <w:t>4) Results: Pthreads</w:t>
+      </w:r>
+    </w:p>
+    <w:p>
       <w:r>
         <w:rPr>
           <w:b/>
           <w:bCs/>
-          <w:sz w:val="28"/>
-          <w:szCs w:val="28"/>
-        </w:rPr>
-        <w:t>Pthreads</w:t>
-      </w:r>
-      <w:proofErr w:type="spellEnd"/>
-    </w:p>
-    <w:p>
+        </w:rPr>
+        <w:t>Memory Usage</w:t>
+      </w:r>
+    </w:p>
+    <w:p>
+      <w:pPr>
+        <w:keepNext/>
+      </w:pPr>
       <w:r>
         <w:rPr>
           <w:b/>
           <w:bCs/>
-        </w:rPr>
-        <w:t>Memory Usage</w:t>
-      </w:r>
-    </w:p>
-    <w:p>
-      <w:pPr>
-        <w:rPr>
-          <w:b/>
-          <w:bCs/>
-        </w:rPr>
-      </w:pPr>
-      <w:r>
-        <w:rPr>
-          <w:b/>
-          <w:bCs/>
-        </w:rPr>
-        <w:lastRenderedPageBreak/>
+          <w:noProof/>
+        </w:rPr>
         <w:drawing>
           <wp:inline distT="0" distB="0" distL="0" distR="0" wp14:anchorId="6EA05610" wp14:editId="2E739B94">
             <wp:extent cx="4748166" cy="3466769"/>
@@ -318,11 +292,26 @@
     </w:p>
     <w:p>
       <w:pPr>
+        <w:pStyle w:val="Caption"/>
         <w:rPr>
           <w:b/>
           <w:bCs/>
         </w:rPr>
       </w:pPr>
+      <w:r>
+        <w:t xml:space="preserve">Figure </w:t>
+      </w:r>
+      <w:fldSimple w:instr=" SEQ Figure \* ARABIC ">
+        <w:r>
+          <w:rPr>
+            <w:noProof/>
+          </w:rPr>
+          <w:t>1</w:t>
+        </w:r>
+      </w:fldSimple>
+      <w:r>
+        <w:t>: Shows the Amount of Memory Usage per Process.</w:t>
+      </w:r>
     </w:p>
     <w:p>
       <w:pPr>
@@ -331,26 +320,33 @@
           <w:bCs/>
         </w:rPr>
       </w:pPr>
-      <w:r>
+    </w:p>
+    <w:p>
+      <w:pPr>
         <w:rPr>
           <w:b/>
           <w:bCs/>
         </w:rPr>
-        <w:t>Thread Count</w:t>
-      </w:r>
-    </w:p>
-    <w:p>
-      <w:pPr>
+      </w:pPr>
+      <w:r>
         <w:rPr>
           <w:b/>
           <w:bCs/>
         </w:rPr>
+        <w:t>Thread Count</w:t>
+      </w:r>
+    </w:p>
+    <w:p>
+      <w:pPr>
+        <w:keepNext/>
       </w:pPr>
       <w:r>
         <w:rPr>
           <w:b/>
           <w:bCs/>
-        </w:rPr>
+          <w:noProof/>
+        </w:rPr>
+        <w:lastRenderedPageBreak/>
         <w:drawing>
           <wp:inline distT="0" distB="0" distL="0" distR="0" wp14:anchorId="315FB351" wp14:editId="29DA320B">
             <wp:extent cx="4444779" cy="3201096"/>
@@ -388,63 +384,1163 @@
         </w:drawing>
       </w:r>
     </w:p>
-    <w:p/>
-    <w:p>
-      <w:pPr>
+    <w:p>
+      <w:pPr>
+        <w:pStyle w:val="Caption"/>
+        <w:rPr>
+          <w:b/>
+          <w:bCs/>
+        </w:rPr>
+      </w:pPr>
+      <w:r>
+        <w:t xml:space="preserve">Figure </w:t>
+      </w:r>
+      <w:fldSimple w:instr=" SEQ Figure \* ARABIC ">
+        <w:r>
+          <w:rPr>
+            <w:noProof/>
+          </w:rPr>
+          <w:t>2</w:t>
+        </w:r>
+      </w:fldSimple>
+      <w:r>
+        <w:t>: Shows the Number of Threads per Process Over Time</w:t>
+      </w:r>
+    </w:p>
+    <w:p>
+      <w:pPr>
+        <w:rPr>
+          <w:b/>
+          <w:bCs/>
+        </w:rPr>
+      </w:pPr>
+    </w:p>
+    <w:tbl>
+      <w:tblPr>
+        <w:tblStyle w:val="TableGrid"/>
+        <w:tblW w:w="0" w:type="auto"/>
+        <w:tblLook w:val="04A0" w:firstRow="1" w:lastRow="0" w:firstColumn="1" w:lastColumn="0" w:noHBand="0" w:noVBand="1"/>
+      </w:tblPr>
+      <w:tblGrid>
+        <w:gridCol w:w="1870"/>
+        <w:gridCol w:w="1870"/>
+        <w:gridCol w:w="1870"/>
+        <w:gridCol w:w="1870"/>
+        <w:gridCol w:w="1870"/>
+      </w:tblGrid>
+      <w:tr>
+        <w:tc>
+          <w:tcPr>
+            <w:tcW w:w="1870" w:type="dxa"/>
+          </w:tcPr>
+          <w:p>
+            <w:r>
+              <w:t>Threads</w:t>
+            </w:r>
+          </w:p>
+        </w:tc>
+        <w:tc>
+          <w:tcPr>
+            <w:tcW w:w="1870" w:type="dxa"/>
+          </w:tcPr>
+          <w:p>
+            <w:r>
+              <w:t>Mean Wall</w:t>
+            </w:r>
+            <w:r>
+              <w:t xml:space="preserve"> (s)</w:t>
+            </w:r>
+          </w:p>
+        </w:tc>
+        <w:tc>
+          <w:tcPr>
+            <w:tcW w:w="1870" w:type="dxa"/>
+          </w:tcPr>
+          <w:p>
+            <w:r>
+              <w:t>Speedup</w:t>
+            </w:r>
+          </w:p>
+        </w:tc>
+        <w:tc>
+          <w:tcPr>
+            <w:tcW w:w="1870" w:type="dxa"/>
+          </w:tcPr>
+          <w:p>
+            <w:r>
+              <w:t>CPU Efficiency</w:t>
+            </w:r>
+          </w:p>
+        </w:tc>
+        <w:tc>
+          <w:tcPr>
+            <w:tcW w:w="1870" w:type="dxa"/>
+          </w:tcPr>
+          <w:p>
+            <w:r>
+              <w:t>Peak RSS (MB)</w:t>
+            </w:r>
+          </w:p>
+        </w:tc>
+      </w:tr>
+      <w:tr>
+        <w:tc>
+          <w:tcPr>
+            <w:tcW w:w="1870" w:type="dxa"/>
+          </w:tcPr>
+          <w:p>
+            <w:r>
+              <w:t>1</w:t>
+            </w:r>
+          </w:p>
+        </w:tc>
+        <w:tc>
+          <w:tcPr>
+            <w:tcW w:w="1870" w:type="dxa"/>
+          </w:tcPr>
+          <w:p>
+            <w:r>
+              <w:t>2.400</w:t>
+            </w:r>
+          </w:p>
+        </w:tc>
+        <w:tc>
+          <w:tcPr>
+            <w:tcW w:w="1870" w:type="dxa"/>
+          </w:tcPr>
+          <w:p>
+            <w:r>
+              <w:t>1.00</w:t>
+            </w:r>
+          </w:p>
+        </w:tc>
+        <w:tc>
+          <w:tcPr>
+            <w:tcW w:w="1870" w:type="dxa"/>
+          </w:tcPr>
+          <w:p>
+            <w:r>
+              <w:t>98.7%</w:t>
+            </w:r>
+          </w:p>
+        </w:tc>
+        <w:tc>
+          <w:tcPr>
+            <w:tcW w:w="1870" w:type="dxa"/>
+          </w:tcPr>
+          <w:p>
+            <w:r>
+              <w:t>25.6</w:t>
+            </w:r>
+          </w:p>
+        </w:tc>
+      </w:tr>
+      <w:tr>
+        <w:tc>
+          <w:tcPr>
+            <w:tcW w:w="1870" w:type="dxa"/>
+          </w:tcPr>
+          <w:p>
+            <w:r>
+              <w:t>2</w:t>
+            </w:r>
+          </w:p>
+        </w:tc>
+        <w:tc>
+          <w:tcPr>
+            <w:tcW w:w="1870" w:type="dxa"/>
+          </w:tcPr>
+          <w:p>
+            <w:r>
+              <w:t>1.602</w:t>
+            </w:r>
+          </w:p>
+        </w:tc>
+        <w:tc>
+          <w:tcPr>
+            <w:tcW w:w="1870" w:type="dxa"/>
+          </w:tcPr>
+          <w:p>
+            <w:r>
+              <w:t>1.50</w:t>
+            </w:r>
+          </w:p>
+        </w:tc>
+        <w:tc>
+          <w:tcPr>
+            <w:tcW w:w="1870" w:type="dxa"/>
+          </w:tcPr>
+          <w:p>
+            <w:r>
+              <w:t>67.0%</w:t>
+            </w:r>
+          </w:p>
+        </w:tc>
+        <w:tc>
+          <w:tcPr>
+            <w:tcW w:w="1870" w:type="dxa"/>
+          </w:tcPr>
+          <w:p>
+            <w:r>
+              <w:t>25.5</w:t>
+            </w:r>
+          </w:p>
+        </w:tc>
+      </w:tr>
+      <w:tr>
+        <w:tc>
+          <w:tcPr>
+            <w:tcW w:w="1870" w:type="dxa"/>
+          </w:tcPr>
+          <w:p>
+            <w:r>
+              <w:t>4</w:t>
+            </w:r>
+          </w:p>
+        </w:tc>
+        <w:tc>
+          <w:tcPr>
+            <w:tcW w:w="1870" w:type="dxa"/>
+          </w:tcPr>
+          <w:p>
+            <w:r>
+              <w:t>1.321</w:t>
+            </w:r>
+          </w:p>
+        </w:tc>
+        <w:tc>
+          <w:tcPr>
+            <w:tcW w:w="1870" w:type="dxa"/>
+          </w:tcPr>
+          <w:p>
+            <w:r>
+              <w:t>1.82</w:t>
+            </w:r>
+          </w:p>
+        </w:tc>
+        <w:tc>
+          <w:tcPr>
+            <w:tcW w:w="1870" w:type="dxa"/>
+          </w:tcPr>
+          <w:p>
+            <w:r>
+              <w:t>42.3%</w:t>
+            </w:r>
+          </w:p>
+        </w:tc>
+        <w:tc>
+          <w:tcPr>
+            <w:tcW w:w="1870" w:type="dxa"/>
+          </w:tcPr>
+          <w:p>
+            <w:r>
+              <w:t>25.5</w:t>
+            </w:r>
+          </w:p>
+        </w:tc>
+      </w:tr>
+      <w:tr>
+        <w:tc>
+          <w:tcPr>
+            <w:tcW w:w="1870" w:type="dxa"/>
+          </w:tcPr>
+          <w:p>
+            <w:r>
+              <w:t>8</w:t>
+            </w:r>
+          </w:p>
+        </w:tc>
+        <w:tc>
+          <w:tcPr>
+            <w:tcW w:w="1870" w:type="dxa"/>
+          </w:tcPr>
+          <w:p>
+            <w:r>
+              <w:t>1.216</w:t>
+            </w:r>
+          </w:p>
+        </w:tc>
+        <w:tc>
+          <w:tcPr>
+            <w:tcW w:w="1870" w:type="dxa"/>
+          </w:tcPr>
+          <w:p>
+            <w:r>
+              <w:t>1.97</w:t>
+            </w:r>
+          </w:p>
+        </w:tc>
+        <w:tc>
+          <w:tcPr>
+            <w:tcW w:w="1870" w:type="dxa"/>
+          </w:tcPr>
+          <w:p>
+            <w:r>
+              <w:t>25.5%</w:t>
+            </w:r>
+          </w:p>
+        </w:tc>
+        <w:tc>
+          <w:tcPr>
+            <w:tcW w:w="1870" w:type="dxa"/>
+          </w:tcPr>
+          <w:p>
+            <w:r>
+              <w:t>25.5</w:t>
+            </w:r>
+          </w:p>
+        </w:tc>
+      </w:tr>
+      <w:tr>
+        <w:tc>
+          <w:tcPr>
+            <w:tcW w:w="1870" w:type="dxa"/>
+          </w:tcPr>
+          <w:p>
+            <w:r>
+              <w:t>16</w:t>
+            </w:r>
+          </w:p>
+        </w:tc>
+        <w:tc>
+          <w:tcPr>
+            <w:tcW w:w="1870" w:type="dxa"/>
+          </w:tcPr>
+          <w:p>
+            <w:r>
+              <w:t>1.161</w:t>
+            </w:r>
+          </w:p>
+        </w:tc>
+        <w:tc>
+          <w:tcPr>
+            <w:tcW w:w="1870" w:type="dxa"/>
+          </w:tcPr>
+          <w:p>
+            <w:r>
+              <w:t>2.07</w:t>
+            </w:r>
+          </w:p>
+        </w:tc>
+        <w:tc>
+          <w:tcPr>
+            <w:tcW w:w="1870" w:type="dxa"/>
+          </w:tcPr>
+          <w:p>
+            <w:r>
+              <w:t>15.2%</w:t>
+            </w:r>
+          </w:p>
+        </w:tc>
+        <w:tc>
+          <w:tcPr>
+            <w:tcW w:w="1870" w:type="dxa"/>
+          </w:tcPr>
+          <w:p>
+            <w:r>
+              <w:t>25.4</w:t>
+            </w:r>
+          </w:p>
+        </w:tc>
+      </w:tr>
+      <w:tr>
+        <w:tc>
+          <w:tcPr>
+            <w:tcW w:w="1870" w:type="dxa"/>
+          </w:tcPr>
+          <w:p>
+            <w:r>
+              <w:t>20</w:t>
+            </w:r>
+          </w:p>
+        </w:tc>
+        <w:tc>
+          <w:tcPr>
+            <w:tcW w:w="1870" w:type="dxa"/>
+          </w:tcPr>
+          <w:p>
+            <w:r>
+              <w:t>1.183</w:t>
+            </w:r>
+          </w:p>
+        </w:tc>
+        <w:tc>
+          <w:tcPr>
+            <w:tcW w:w="1870" w:type="dxa"/>
+          </w:tcPr>
+          <w:p>
+            <w:r>
+              <w:t>2.03</w:t>
+            </w:r>
+          </w:p>
+        </w:tc>
+        <w:tc>
+          <w:tcPr>
+            <w:tcW w:w="1870" w:type="dxa"/>
+          </w:tcPr>
+          <w:p>
+            <w:r>
+              <w:t>12.8%</w:t>
+            </w:r>
+          </w:p>
+        </w:tc>
+        <w:tc>
+          <w:tcPr>
+            <w:tcW w:w="1870" w:type="dxa"/>
+          </w:tcPr>
+          <w:p>
+            <w:r>
+              <w:t>25.4</w:t>
+            </w:r>
+          </w:p>
+        </w:tc>
+      </w:tr>
+    </w:tbl>
+    <w:p>
+      <w:pPr>
+        <w:rPr>
+          <w:b/>
+          <w:bCs/>
+        </w:rPr>
+      </w:pPr>
+    </w:p>
+    <w:p>
+      <w:pPr>
+        <w:rPr>
+          <w:b/>
+          <w:bCs/>
+        </w:rPr>
+      </w:pPr>
+    </w:p>
+    <w:p>
+      <w:pPr>
+        <w:rPr>
+          <w:sz w:val="28"/>
+          <w:szCs w:val="28"/>
+        </w:rPr>
+      </w:pPr>
+      <w:r>
         <w:rPr>
           <w:b/>
           <w:bCs/>
           <w:sz w:val="28"/>
           <w:szCs w:val="28"/>
         </w:rPr>
-      </w:pPr>
-      <w:r>
+        <w:t>4.1) Results: MPI</w:t>
+      </w:r>
+    </w:p>
+    <w:p>
+      <w:pPr>
+        <w:rPr>
+          <w:b/>
+          <w:bCs/>
+          <w:noProof/>
+          <w:sz w:val="28"/>
+          <w:szCs w:val="28"/>
+        </w:rPr>
+      </w:pPr>
+      <w:r>
+        <w:rPr>
+          <w:b/>
+          <w:bCs/>
+          <w:noProof/>
+        </w:rPr>
+        <w:t xml:space="preserve">Memory Usage </w:t>
+      </w:r>
+    </w:p>
+    <w:p>
+      <w:pPr>
+        <w:keepNext/>
+      </w:pPr>
+      <w:r>
+        <w:rPr>
+          <w:noProof/>
+          <w:sz w:val="28"/>
+          <w:szCs w:val="28"/>
+        </w:rPr>
+        <w:lastRenderedPageBreak/>
+        <w:drawing>
+          <wp:inline distT="0" distB="0" distL="0" distR="0" wp14:anchorId="79DDFDB5" wp14:editId="0B709829">
+            <wp:extent cx="4373217" cy="3179883"/>
+            <wp:effectExtent l="0" t="0" r="8890" b="1905"/>
+            <wp:docPr id="1878045670" name="Picture 1"/>
+            <wp:cNvGraphicFramePr>
+              <a:graphicFrameLocks xmlns:a="http://schemas.openxmlformats.org/drawingml/2006/main" noChangeAspect="1"/>
+            </wp:cNvGraphicFramePr>
+            <a:graphic xmlns:a="http://schemas.openxmlformats.org/drawingml/2006/main">
+              <a:graphicData uri="http://schemas.openxmlformats.org/drawingml/2006/picture">
+                <pic:pic xmlns:pic="http://schemas.openxmlformats.org/drawingml/2006/picture">
+                  <pic:nvPicPr>
+                    <pic:cNvPr id="0" name="Picture 1"/>
+                    <pic:cNvPicPr>
+                      <a:picLocks noChangeAspect="1" noChangeArrowheads="1"/>
+                    </pic:cNvPicPr>
+                  </pic:nvPicPr>
+                  <pic:blipFill>
+                    <a:blip r:embed="rId7" cstate="print">
+                      <a:extLst>
+                        <a:ext uri="{28A0092B-C50C-407E-A947-70E740481C1C}">
+                          <a14:useLocalDpi xmlns:a14="http://schemas.microsoft.com/office/drawing/2010/main" val="0"/>
+                        </a:ext>
+                      </a:extLst>
+                    </a:blip>
+                    <a:srcRect/>
+                    <a:stretch>
+                      <a:fillRect/>
+                    </a:stretch>
+                  </pic:blipFill>
+                  <pic:spPr bwMode="auto">
+                    <a:xfrm>
+                      <a:off x="0" y="0"/>
+                      <a:ext cx="4379286" cy="3184296"/>
+                    </a:xfrm>
+                    <a:prstGeom prst="rect">
+                      <a:avLst/>
+                    </a:prstGeom>
+                    <a:noFill/>
+                    <a:ln>
+                      <a:noFill/>
+                    </a:ln>
+                  </pic:spPr>
+                </pic:pic>
+              </a:graphicData>
+            </a:graphic>
+          </wp:inline>
+        </w:drawing>
+      </w:r>
+    </w:p>
+    <w:p>
+      <w:pPr>
+        <w:pStyle w:val="Caption"/>
+        <w:rPr>
+          <w:sz w:val="28"/>
+          <w:szCs w:val="28"/>
+        </w:rPr>
+      </w:pPr>
+      <w:r>
+        <w:t xml:space="preserve">Figure </w:t>
+      </w:r>
+      <w:fldSimple w:instr=" SEQ Figure \* ARABIC ">
+        <w:r>
+          <w:rPr>
+            <w:noProof/>
+          </w:rPr>
+          <w:t>3</w:t>
+        </w:r>
+      </w:fldSimple>
+      <w:r>
+        <w:t>: Average Time per Memory Budget per Process.</w:t>
+      </w:r>
+    </w:p>
+    <w:p/>
+    <w:p>
+      <w:r>
+        <w:t xml:space="preserve">Like pthreads, memory budget has not measurable effect on MPI wall time. Average wall time stays flat at about 7.6s regardless of budget. However, unlike pthreads, MPI peak RSS does decrease as process count increases, each rank only holds its portion of the data. </w:t>
+      </w:r>
+    </w:p>
+    <w:p/>
+    <w:p>
+      <w:r>
+        <w:rPr>
+          <w:b/>
+          <w:bCs/>
+        </w:rPr>
+        <w:t>Process Count</w:t>
+      </w:r>
+    </w:p>
+    <w:p>
+      <w:pPr>
+        <w:keepNext/>
+      </w:pPr>
+      <w:r>
+        <w:rPr>
+          <w:noProof/>
+        </w:rPr>
+        <w:lastRenderedPageBreak/>
+        <w:drawing>
+          <wp:inline distT="0" distB="0" distL="0" distR="0" wp14:anchorId="2114488F" wp14:editId="50DEB91E">
+            <wp:extent cx="4357315" cy="3168321"/>
+            <wp:effectExtent l="0" t="0" r="5715" b="0"/>
+            <wp:docPr id="704840310" name="Picture 2"/>
+            <wp:cNvGraphicFramePr>
+              <a:graphicFrameLocks xmlns:a="http://schemas.openxmlformats.org/drawingml/2006/main" noChangeAspect="1"/>
+            </wp:cNvGraphicFramePr>
+            <a:graphic xmlns:a="http://schemas.openxmlformats.org/drawingml/2006/main">
+              <a:graphicData uri="http://schemas.openxmlformats.org/drawingml/2006/picture">
+                <pic:pic xmlns:pic="http://schemas.openxmlformats.org/drawingml/2006/picture">
+                  <pic:nvPicPr>
+                    <pic:cNvPr id="0" name="Picture 2"/>
+                    <pic:cNvPicPr>
+                      <a:picLocks noChangeAspect="1" noChangeArrowheads="1"/>
+                    </pic:cNvPicPr>
+                  </pic:nvPicPr>
+                  <pic:blipFill>
+                    <a:blip r:embed="rId8" cstate="print">
+                      <a:extLst>
+                        <a:ext uri="{28A0092B-C50C-407E-A947-70E740481C1C}">
+                          <a14:useLocalDpi xmlns:a14="http://schemas.microsoft.com/office/drawing/2010/main" val="0"/>
+                        </a:ext>
+                      </a:extLst>
+                    </a:blip>
+                    <a:srcRect/>
+                    <a:stretch>
+                      <a:fillRect/>
+                    </a:stretch>
+                  </pic:blipFill>
+                  <pic:spPr bwMode="auto">
+                    <a:xfrm>
+                      <a:off x="0" y="0"/>
+                      <a:ext cx="4364160" cy="3173298"/>
+                    </a:xfrm>
+                    <a:prstGeom prst="rect">
+                      <a:avLst/>
+                    </a:prstGeom>
+                    <a:noFill/>
+                    <a:ln>
+                      <a:noFill/>
+                    </a:ln>
+                  </pic:spPr>
+                </pic:pic>
+              </a:graphicData>
+            </a:graphic>
+          </wp:inline>
+        </w:drawing>
+      </w:r>
+    </w:p>
+    <w:p>
+      <w:pPr>
+        <w:pStyle w:val="Caption"/>
+        <w:rPr>
+          <w:sz w:val="24"/>
+          <w:szCs w:val="24"/>
+        </w:rPr>
+      </w:pPr>
+      <w:r>
+        <w:t xml:space="preserve">Figure </w:t>
+      </w:r>
+      <w:fldSimple w:instr=" SEQ Figure \* ARABIC ">
+        <w:r>
+          <w:rPr>
+            <w:noProof/>
+          </w:rPr>
+          <w:t>4</w:t>
+        </w:r>
+      </w:fldSimple>
+      <w:r>
+        <w:t>: Average Time per Process.</w:t>
+      </w:r>
+    </w:p>
+    <w:p/>
+    <w:tbl>
+      <w:tblPr>
+        <w:tblStyle w:val="TableGrid"/>
+        <w:tblW w:w="0" w:type="auto"/>
+        <w:tblLook w:val="04A0" w:firstRow="1" w:lastRow="0" w:firstColumn="1" w:lastColumn="0" w:noHBand="0" w:noVBand="1"/>
+      </w:tblPr>
+      <w:tblGrid>
+        <w:gridCol w:w="1870"/>
+        <w:gridCol w:w="1870"/>
+        <w:gridCol w:w="1870"/>
+        <w:gridCol w:w="1870"/>
+        <w:gridCol w:w="1870"/>
+      </w:tblGrid>
+      <w:tr>
+        <w:tc>
+          <w:tcPr>
+            <w:tcW w:w="1870" w:type="dxa"/>
+          </w:tcPr>
+          <w:p>
+            <w:r>
+              <w:t>Threads</w:t>
+            </w:r>
+          </w:p>
+        </w:tc>
+        <w:tc>
+          <w:tcPr>
+            <w:tcW w:w="1870" w:type="dxa"/>
+          </w:tcPr>
+          <w:p>
+            <w:r>
+              <w:t>Mean Wall</w:t>
+            </w:r>
+            <w:r>
+              <w:t xml:space="preserve"> (s)</w:t>
+            </w:r>
+          </w:p>
+        </w:tc>
+        <w:tc>
+          <w:tcPr>
+            <w:tcW w:w="1870" w:type="dxa"/>
+          </w:tcPr>
+          <w:p>
+            <w:r>
+              <w:t>Speedup</w:t>
+            </w:r>
+          </w:p>
+        </w:tc>
+        <w:tc>
+          <w:tcPr>
+            <w:tcW w:w="1870" w:type="dxa"/>
+          </w:tcPr>
+          <w:p>
+            <w:r>
+              <w:t>CPU Efficiency</w:t>
+            </w:r>
+          </w:p>
+        </w:tc>
+        <w:tc>
+          <w:tcPr>
+            <w:tcW w:w="1870" w:type="dxa"/>
+          </w:tcPr>
+          <w:p>
+            <w:r>
+              <w:t>Peak RSS (MB)</w:t>
+            </w:r>
+          </w:p>
+        </w:tc>
+      </w:tr>
+      <w:tr>
+        <w:tc>
+          <w:tcPr>
+            <w:tcW w:w="1870" w:type="dxa"/>
+          </w:tcPr>
+          <w:p>
+            <w:r>
+              <w:t>1</w:t>
+            </w:r>
+          </w:p>
+        </w:tc>
+        <w:tc>
+          <w:tcPr>
+            <w:tcW w:w="1870" w:type="dxa"/>
+          </w:tcPr>
+          <w:p>
+            <w:r>
+              <w:t>7.594</w:t>
+            </w:r>
+          </w:p>
+        </w:tc>
+        <w:tc>
+          <w:tcPr>
+            <w:tcW w:w="1870" w:type="dxa"/>
+          </w:tcPr>
+          <w:p>
+            <w:r>
+              <w:t>1.00</w:t>
+            </w:r>
+          </w:p>
+        </w:tc>
+        <w:tc>
+          <w:tcPr>
+            <w:tcW w:w="1870" w:type="dxa"/>
+          </w:tcPr>
+          <w:p>
+            <w:r>
+              <w:t>110.0%</w:t>
+            </w:r>
+          </w:p>
+        </w:tc>
+        <w:tc>
+          <w:tcPr>
+            <w:tcW w:w="1870" w:type="dxa"/>
+          </w:tcPr>
+          <w:p>
+            <w:r>
+              <w:t>82.1</w:t>
+            </w:r>
+          </w:p>
+        </w:tc>
+      </w:tr>
+      <w:tr>
+        <w:tc>
+          <w:tcPr>
+            <w:tcW w:w="1870" w:type="dxa"/>
+          </w:tcPr>
+          <w:p>
+            <w:r>
+              <w:t>2</w:t>
+            </w:r>
+          </w:p>
+        </w:tc>
+        <w:tc>
+          <w:tcPr>
+            <w:tcW w:w="1870" w:type="dxa"/>
+          </w:tcPr>
+          <w:p>
+            <w:r>
+              <w:t>6.941</w:t>
+            </w:r>
+          </w:p>
+        </w:tc>
+        <w:tc>
+          <w:tcPr>
+            <w:tcW w:w="1870" w:type="dxa"/>
+          </w:tcPr>
+          <w:p>
+            <w:r>
+              <w:t>1.09</w:t>
+            </w:r>
+          </w:p>
+        </w:tc>
+        <w:tc>
+          <w:tcPr>
+            <w:tcW w:w="1870" w:type="dxa"/>
+          </w:tcPr>
+          <w:p>
+            <w:r>
+              <w:t>97.2%</w:t>
+            </w:r>
+          </w:p>
+        </w:tc>
+        <w:tc>
+          <w:tcPr>
+            <w:tcW w:w="1870" w:type="dxa"/>
+          </w:tcPr>
+          <w:p>
+            <w:r>
+              <w:t>66.8</w:t>
+            </w:r>
+          </w:p>
+        </w:tc>
+      </w:tr>
+      <w:tr>
+        <w:tc>
+          <w:tcPr>
+            <w:tcW w:w="1870" w:type="dxa"/>
+          </w:tcPr>
+          <w:p>
+            <w:r>
+              <w:t>4</w:t>
+            </w:r>
+          </w:p>
+        </w:tc>
+        <w:tc>
+          <w:tcPr>
+            <w:tcW w:w="1870" w:type="dxa"/>
+          </w:tcPr>
+          <w:p>
+            <w:r>
+              <w:t>6.624</w:t>
+            </w:r>
+          </w:p>
+        </w:tc>
+        <w:tc>
+          <w:tcPr>
+            <w:tcW w:w="1870" w:type="dxa"/>
+          </w:tcPr>
+          <w:p>
+            <w:r>
+              <w:t>1.15</w:t>
+            </w:r>
+          </w:p>
+        </w:tc>
+        <w:tc>
+          <w:tcPr>
+            <w:tcW w:w="1870" w:type="dxa"/>
+          </w:tcPr>
+          <w:p>
+            <w:r>
+              <w:t>89.8%</w:t>
+            </w:r>
+          </w:p>
+        </w:tc>
+        <w:tc>
+          <w:tcPr>
+            <w:tcW w:w="1870" w:type="dxa"/>
+          </w:tcPr>
+          <w:p>
+            <w:r>
+              <w:t>59.0</w:t>
+            </w:r>
+          </w:p>
+        </w:tc>
+      </w:tr>
+      <w:tr>
+        <w:tc>
+          <w:tcPr>
+            <w:tcW w:w="1870" w:type="dxa"/>
+          </w:tcPr>
+          <w:p>
+            <w:r>
+              <w:t>8</w:t>
+            </w:r>
+          </w:p>
+        </w:tc>
+        <w:tc>
+          <w:tcPr>
+            <w:tcW w:w="1870" w:type="dxa"/>
+          </w:tcPr>
+          <w:p>
+            <w:r>
+              <w:t>6.748</w:t>
+            </w:r>
+          </w:p>
+        </w:tc>
+        <w:tc>
+          <w:tcPr>
+            <w:tcW w:w="1870" w:type="dxa"/>
+          </w:tcPr>
+          <w:p>
+            <w:r>
+              <w:t>1.13</w:t>
+            </w:r>
+          </w:p>
+        </w:tc>
+        <w:tc>
+          <w:tcPr>
+            <w:tcW w:w="1870" w:type="dxa"/>
+          </w:tcPr>
+          <w:p>
+            <w:r>
+              <w:t>86.6%</w:t>
+            </w:r>
+          </w:p>
+        </w:tc>
+        <w:tc>
+          <w:tcPr>
+            <w:tcW w:w="1870" w:type="dxa"/>
+          </w:tcPr>
+          <w:p>
+            <w:r>
+              <w:t>55.6</w:t>
+            </w:r>
+          </w:p>
+        </w:tc>
+      </w:tr>
+      <w:tr>
+        <w:tc>
+          <w:tcPr>
+            <w:tcW w:w="1870" w:type="dxa"/>
+          </w:tcPr>
+          <w:p>
+            <w:r>
+              <w:t>16</w:t>
+            </w:r>
+          </w:p>
+        </w:tc>
+        <w:tc>
+          <w:tcPr>
+            <w:tcW w:w="1870" w:type="dxa"/>
+          </w:tcPr>
+          <w:p>
+            <w:r>
+              <w:t>7.387</w:t>
+            </w:r>
+          </w:p>
+        </w:tc>
+        <w:tc>
+          <w:tcPr>
+            <w:tcW w:w="1870" w:type="dxa"/>
+          </w:tcPr>
+          <w:p>
+            <w:r>
+              <w:t>1.03</w:t>
+            </w:r>
+          </w:p>
+        </w:tc>
+        <w:tc>
+          <w:tcPr>
+            <w:tcW w:w="1870" w:type="dxa"/>
+          </w:tcPr>
+          <w:p>
+            <w:r>
+              <w:t>85.3%</w:t>
+            </w:r>
+          </w:p>
+        </w:tc>
+        <w:tc>
+          <w:tcPr>
+            <w:tcW w:w="1870" w:type="dxa"/>
+          </w:tcPr>
+          <w:p>
+            <w:r>
+              <w:t>54.6</w:t>
+            </w:r>
+          </w:p>
+        </w:tc>
+      </w:tr>
+      <w:tr>
+        <w:tc>
+          <w:tcPr>
+            <w:tcW w:w="1870" w:type="dxa"/>
+          </w:tcPr>
+          <w:p>
+            <w:r>
+              <w:t>20</w:t>
+            </w:r>
+          </w:p>
+        </w:tc>
+        <w:tc>
+          <w:tcPr>
+            <w:tcW w:w="1870" w:type="dxa"/>
+          </w:tcPr>
+          <w:p>
+            <w:r>
+              <w:t>9.411</w:t>
+            </w:r>
+          </w:p>
+        </w:tc>
+        <w:tc>
+          <w:tcPr>
+            <w:tcW w:w="1870" w:type="dxa"/>
+          </w:tcPr>
+          <w:p>
+            <w:r>
+              <w:t>0.81</w:t>
+            </w:r>
+          </w:p>
+        </w:tc>
+        <w:tc>
+          <w:tcPr>
+            <w:tcW w:w="1870" w:type="dxa"/>
+          </w:tcPr>
+          <w:p>
+            <w:r>
+              <w:t>85.7%</w:t>
+            </w:r>
+          </w:p>
+        </w:tc>
+        <w:tc>
+          <w:tcPr>
+            <w:tcW w:w="1870" w:type="dxa"/>
+          </w:tcPr>
+          <w:p>
+            <w:r>
+              <w:t>54.1</w:t>
+            </w:r>
+          </w:p>
+        </w:tc>
+      </w:tr>
+    </w:tbl>
+    <w:p/>
+    <w:p/>
+    <w:p>
+      <w:pPr>
         <w:rPr>
           <w:b/>
           <w:bCs/>
           <w:sz w:val="28"/>
           <w:szCs w:val="28"/>
         </w:rPr>
-        <w:t>5) Discussion</w:t>
-      </w:r>
-    </w:p>
-    <w:p>
-      <w:pPr>
+      </w:pPr>
+      <w:r>
         <w:rPr>
           <w:b/>
           <w:bCs/>
-        </w:rPr>
-      </w:pPr>
-      <w:proofErr w:type="spellStart"/>
-      <w:r>
+          <w:sz w:val="28"/>
+          <w:szCs w:val="28"/>
+        </w:rPr>
+        <w:t>5) Discussion</w:t>
+      </w:r>
+    </w:p>
+    <w:p>
+      <w:pPr>
         <w:rPr>
           <w:b/>
           <w:bCs/>
         </w:rPr>
+      </w:pPr>
+      <w:r>
+        <w:rPr>
+          <w:b/>
+          <w:bCs/>
+        </w:rPr>
+        <w:t>Pthreads</w:t>
+      </w:r>
+    </w:p>
+    <w:p>
+      <w:r>
+        <w:t xml:space="preserve">The pthreads workload is I/O bound at the application level. The main thread’s fgets() loop serializes all file reads, creating a ceiling on parallel speedup regardless of how many worker threads are added. </w:t>
+      </w:r>
+      <w:r>
+        <w:t>Here are major takeaways from the analysis:</w:t>
+      </w:r>
+    </w:p>
+    <w:p>
+      <w:pPr>
+        <w:pStyle w:val="ListParagraph"/>
+        <w:numPr>
+          <w:ilvl w:val="0"/>
+          <w:numId w:val="3"/>
+        </w:numPr>
+      </w:pPr>
+      <w:r>
+        <w:t xml:space="preserve">I/O is the dominant bottleneck. Wall time drops from 2.40s at 1 thread to 1.60s at 2 threads, but plateaus at 1.16s beyond 8 threads. </w:t>
+      </w:r>
+    </w:p>
+    <w:p>
+      <w:pPr>
+        <w:pStyle w:val="ListParagraph"/>
+        <w:numPr>
+          <w:ilvl w:val="0"/>
+          <w:numId w:val="3"/>
+        </w:numPr>
+      </w:pPr>
+      <w:r>
+        <w:t xml:space="preserve">Diminishing returns beyond 4 threads. Going from 1 to 2 threads saves 0.80s. Going from 8 to 20 threads saves only 0.05s. </w:t>
+      </w:r>
+    </w:p>
+    <w:p>
+      <w:pPr>
+        <w:pStyle w:val="ListParagraph"/>
+        <w:numPr>
+          <w:ilvl w:val="0"/>
+          <w:numId w:val="3"/>
+        </w:numPr>
+      </w:pPr>
+      <w:r>
         <w:lastRenderedPageBreak/>
-        <w:t>Pthreads</w:t>
-      </w:r>
-      <w:proofErr w:type="spellEnd"/>
-    </w:p>
-    <w:p>
-      <w:r>
-        <w:t xml:space="preserve">One of the biggest points of the </w:t>
-      </w:r>
-      <w:proofErr w:type="spellStart"/>
-      <w:r>
-        <w:t>pthreads</w:t>
-      </w:r>
-      <w:proofErr w:type="spellEnd"/>
-      <w:r>
-        <w:t xml:space="preserve"> implementation is that the workload is I/O bound at the application level. The main sequences </w:t>
-      </w:r>
-      <w:proofErr w:type="spellStart"/>
-      <w:r>
-        <w:t>fgets</w:t>
-      </w:r>
-      <w:proofErr w:type="spellEnd"/>
-      <w:r>
-        <w:t xml:space="preserve">() loop serializes all file reads. For this small project we did not approach the memory budget. Threads beyond 4 threads applied diminishing returns, most of the benefit came from the first few threads. </w:t>
+        <w:t xml:space="preserve">CPU efficiency collapses with thread count. At 20 threads, efficiency falls to 12.8% meaning threads spend 87% of their time blocked on cond_go waiting for the main thread to finish reading each back. </w:t>
+      </w:r>
+    </w:p>
+    <w:p>
+      <w:r>
+        <w:rPr>
+          <w:b/>
+          <w:bCs/>
+        </w:rPr>
+        <w:t>MPI</w:t>
+      </w:r>
+    </w:p>
+    <w:p>
+      <w:r>
+        <w:t>The MPI implementation shows a different and problematic scaling pattern. While CPU efficiency remains high, wall time barely improves and degrades beyond 8 processes. Here are major takeaways from the analysis:</w:t>
+      </w:r>
+    </w:p>
+    <w:p>
+      <w:pPr>
+        <w:pStyle w:val="ListParagraph"/>
+        <w:numPr>
+          <w:ilvl w:val="0"/>
+          <w:numId w:val="4"/>
+        </w:numPr>
+      </w:pPr>
+      <w:r>
+        <w:t>Wall time barely improves, then worsens. Best wall time is 6.62s at 4 processes. Beyond 4, wall time increases, reaching 9.41s at 20 processes, which is ~24% slower than the 1 process baseline</w:t>
+      </w:r>
+    </w:p>
+    <w:p>
+      <w:pPr>
+        <w:pStyle w:val="ListParagraph"/>
+        <w:numPr>
+          <w:ilvl w:val="0"/>
+          <w:numId w:val="4"/>
+        </w:numPr>
+      </w:pPr>
+      <w:r>
+        <w:t xml:space="preserve">Communication overhead dominates. The rank 0 coordinator must sequentially send batches to and receive results form every worker process. As process count grows, this serialized communication loop grows proportionally, overwhelming any parallel benefit from the distributed computation. </w:t>
+      </w:r>
+    </w:p>
+    <w:p>
+      <w:pPr>
+        <w:pStyle w:val="ListParagraph"/>
+        <w:numPr>
+          <w:ilvl w:val="0"/>
+          <w:numId w:val="4"/>
+        </w:numPr>
+      </w:pPr>
+      <w:r>
+        <w:t xml:space="preserve">Memory per process decreases with more processes. Peak RSS drops from 82.1 MB at 1 process to 54.1 MB at 20 processes, since each rank only holds its portion of the line buffer. </w:t>
       </w:r>
     </w:p>
     <w:sectPr>
@@ -460,6 +1556,119 @@
 <file path=word/numbering.xml><?xml version="1.0" encoding="utf-8"?>
 <w:numbering xmlns:wpc="http://schemas.microsoft.com/office/word/2010/wordprocessingCanvas" xmlns:cx="http://schemas.microsoft.com/office/drawing/2014/chartex" xmlns:cx1="http://schemas.microsoft.com/office/drawing/2015/9/8/chartex" xmlns:cx2="http://schemas.microsoft.com/office/drawing/2015/10/21/chartex" xmlns:cx3="http://schemas.microsoft.com/office/drawing/2016/5/9/chartex" xmlns:cx4="http://schemas.microsoft.com/office/drawing/2016/5/10/chartex" xmlns:cx5="http://schemas.microsoft.com/office/drawing/2016/5/11/chartex" xmlns:cx6="http://schemas.microsoft.com/office/drawing/2016/5/12/chartex" xmlns:cx7="http://schemas.microsoft.com/office/drawing/2016/5/13/chartex" xmlns:cx8="http://schemas.microsoft.com/office/drawing/2016/5/14/chartex" xmlns:mc="http://schemas.openxmlformats.org/markup-compatibility/2006" xmlns:aink="http://schemas.microsoft.com/office/drawing/2016/ink" xmlns:am3d="http://schemas.microsoft.com/office/drawing/2017/model3d" xmlns:o="urn:schemas-microsoft-com:office:office" xmlns:oel="http://schemas.microsoft.com/office/2019/extlst" xmlns:r="http://schemas.openxmlformats.org/officeDocument/2006/relationships" xmlns:m="http://schemas.openxmlformats.org/officeDocument/2006/math" xmlns:v="urn:schemas-microsoft-com:vml" xmlns:wp14="http://schemas.microsoft.com/office/word/2010/wordprocessingDrawing" xmlns:wp="http://schemas.openxmlformats.org/drawingml/2006/wordprocessingDrawing" xmlns:w10="urn:schemas-microsoft-com:office:word" xmlns:w="http://schemas.openxmlformats.org/wordprocessingml/2006/main" xmlns:w14="http://schemas.microsoft.com/office/word/2010/wordml" xmlns:w15="http://schemas.microsoft.com/office/word/2012/wordml" xmlns:w16cex="http://schemas.microsoft.com/office/word/2018/wordml/cex" xmlns:w16cid="http://schemas.microsoft.com/office/word/2016/wordml/cid" xmlns:w16="http://schemas.microsoft.com/office/word/2018/wordml" xmlns:w16du="http://schemas.microsoft.com/office/word/2023/wordml/word16du" xmlns:w16sdtdh="http://schemas.microsoft.com/office/word/2020/wordml/sdtdatahash" xmlns:w16sdtfl="http://schemas.microsoft.com/office/word/2024/wordml/sdtformatlock" xmlns:w16se="http://schemas.microsoft.com/office/word/2015/wordml/symex" xmlns:wpg="http://schemas.microsoft.com/office/word/2010/wordprocessingGroup" xmlns:wpi="http://schemas.microsoft.com/office/word/2010/wordprocessingInk" xmlns:wne="http://schemas.microsoft.com/office/word/2006/wordml" xmlns:wps="http://schemas.microsoft.com/office/word/2010/wordprocessingShape" mc:Ignorable="w14 w15 w16se w16cid w16 w16cex w16sdtdh w16sdtfl w16du wp14">
   <w:abstractNum w:abstractNumId="0" w15:restartNumberingAfterBreak="0">
+    <w:nsid w:val="13E20433"/>
+    <w:multiLevelType w:val="hybridMultilevel"/>
+    <w:tmpl w:val="7B760100"/>
+    <w:lvl w:ilvl="0" w:tplc="04090001">
+      <w:start w:val="1"/>
+      <w:numFmt w:val="bullet"/>
+      <w:lvlText w:val=""/>
+      <w:lvlJc w:val="left"/>
+      <w:pPr>
+        <w:ind w:left="770" w:hanging="360"/>
+      </w:pPr>
+      <w:rPr>
+        <w:rFonts w:ascii="Symbol" w:hAnsi="Symbol" w:hint="default"/>
+      </w:rPr>
+    </w:lvl>
+    <w:lvl w:ilvl="1" w:tplc="04090003" w:tentative="1">
+      <w:start w:val="1"/>
+      <w:numFmt w:val="bullet"/>
+      <w:lvlText w:val="o"/>
+      <w:lvlJc w:val="left"/>
+      <w:pPr>
+        <w:ind w:left="1490" w:hanging="360"/>
+      </w:pPr>
+      <w:rPr>
+        <w:rFonts w:ascii="Courier New" w:hAnsi="Courier New" w:cs="Courier New" w:hint="default"/>
+      </w:rPr>
+    </w:lvl>
+    <w:lvl w:ilvl="2" w:tplc="04090005" w:tentative="1">
+      <w:start w:val="1"/>
+      <w:numFmt w:val="bullet"/>
+      <w:lvlText w:val=""/>
+      <w:lvlJc w:val="left"/>
+      <w:pPr>
+        <w:ind w:left="2210" w:hanging="360"/>
+      </w:pPr>
+      <w:rPr>
+        <w:rFonts w:ascii="Wingdings" w:hAnsi="Wingdings" w:hint="default"/>
+      </w:rPr>
+    </w:lvl>
+    <w:lvl w:ilvl="3" w:tplc="04090001" w:tentative="1">
+      <w:start w:val="1"/>
+      <w:numFmt w:val="bullet"/>
+      <w:lvlText w:val=""/>
+      <w:lvlJc w:val="left"/>
+      <w:pPr>
+        <w:ind w:left="2930" w:hanging="360"/>
+      </w:pPr>
+      <w:rPr>
+        <w:rFonts w:ascii="Symbol" w:hAnsi="Symbol" w:hint="default"/>
+      </w:rPr>
+    </w:lvl>
+    <w:lvl w:ilvl="4" w:tplc="04090003" w:tentative="1">
+      <w:start w:val="1"/>
+      <w:numFmt w:val="bullet"/>
+      <w:lvlText w:val="o"/>
+      <w:lvlJc w:val="left"/>
+      <w:pPr>
+        <w:ind w:left="3650" w:hanging="360"/>
+      </w:pPr>
+      <w:rPr>
+        <w:rFonts w:ascii="Courier New" w:hAnsi="Courier New" w:cs="Courier New" w:hint="default"/>
+      </w:rPr>
+    </w:lvl>
+    <w:lvl w:ilvl="5" w:tplc="04090005" w:tentative="1">
+      <w:start w:val="1"/>
+      <w:numFmt w:val="bullet"/>
+      <w:lvlText w:val=""/>
+      <w:lvlJc w:val="left"/>
+      <w:pPr>
+        <w:ind w:left="4370" w:hanging="360"/>
+      </w:pPr>
+      <w:rPr>
+        <w:rFonts w:ascii="Wingdings" w:hAnsi="Wingdings" w:hint="default"/>
+      </w:rPr>
+    </w:lvl>
+    <w:lvl w:ilvl="6" w:tplc="04090001" w:tentative="1">
+      <w:start w:val="1"/>
+      <w:numFmt w:val="bullet"/>
+      <w:lvlText w:val=""/>
+      <w:lvlJc w:val="left"/>
+      <w:pPr>
+        <w:ind w:left="5090" w:hanging="360"/>
+      </w:pPr>
+      <w:rPr>
+        <w:rFonts w:ascii="Symbol" w:hAnsi="Symbol" w:hint="default"/>
+      </w:rPr>
+    </w:lvl>
+    <w:lvl w:ilvl="7" w:tplc="04090003" w:tentative="1">
+      <w:start w:val="1"/>
+      <w:numFmt w:val="bullet"/>
+      <w:lvlText w:val="o"/>
+      <w:lvlJc w:val="left"/>
+      <w:pPr>
+        <w:ind w:left="5810" w:hanging="360"/>
+      </w:pPr>
+      <w:rPr>
+        <w:rFonts w:ascii="Courier New" w:hAnsi="Courier New" w:cs="Courier New" w:hint="default"/>
+      </w:rPr>
+    </w:lvl>
+    <w:lvl w:ilvl="8" w:tplc="04090005" w:tentative="1">
+      <w:start w:val="1"/>
+      <w:numFmt w:val="bullet"/>
+      <w:lvlText w:val=""/>
+      <w:lvlJc w:val="left"/>
+      <w:pPr>
+        <w:ind w:left="6530" w:hanging="360"/>
+      </w:pPr>
+      <w:rPr>
+        <w:rFonts w:ascii="Wingdings" w:hAnsi="Wingdings" w:hint="default"/>
+      </w:rPr>
+    </w:lvl>
+  </w:abstractNum>
+  <w:abstractNum w:abstractNumId="1" w15:restartNumberingAfterBreak="0">
     <w:nsid w:val="1E1372DA"/>
     <w:multiLevelType w:val="hybridMultilevel"/>
     <w:tmpl w:val="E65E68B6"/>
@@ -572,7 +1781,120 @@
       </w:rPr>
     </w:lvl>
   </w:abstractNum>
-  <w:abstractNum w:abstractNumId="1" w15:restartNumberingAfterBreak="0">
+  <w:abstractNum w:abstractNumId="2" w15:restartNumberingAfterBreak="0">
+    <w:nsid w:val="2F0F1C99"/>
+    <w:multiLevelType w:val="hybridMultilevel"/>
+    <w:tmpl w:val="7ED8B4DA"/>
+    <w:lvl w:ilvl="0" w:tplc="04090001">
+      <w:start w:val="1"/>
+      <w:numFmt w:val="bullet"/>
+      <w:lvlText w:val=""/>
+      <w:lvlJc w:val="left"/>
+      <w:pPr>
+        <w:ind w:left="720" w:hanging="360"/>
+      </w:pPr>
+      <w:rPr>
+        <w:rFonts w:ascii="Symbol" w:hAnsi="Symbol" w:hint="default"/>
+      </w:rPr>
+    </w:lvl>
+    <w:lvl w:ilvl="1" w:tplc="04090003" w:tentative="1">
+      <w:start w:val="1"/>
+      <w:numFmt w:val="bullet"/>
+      <w:lvlText w:val="o"/>
+      <w:lvlJc w:val="left"/>
+      <w:pPr>
+        <w:ind w:left="1440" w:hanging="360"/>
+      </w:pPr>
+      <w:rPr>
+        <w:rFonts w:ascii="Courier New" w:hAnsi="Courier New" w:cs="Courier New" w:hint="default"/>
+      </w:rPr>
+    </w:lvl>
+    <w:lvl w:ilvl="2" w:tplc="04090005" w:tentative="1">
+      <w:start w:val="1"/>
+      <w:numFmt w:val="bullet"/>
+      <w:lvlText w:val=""/>
+      <w:lvlJc w:val="left"/>
+      <w:pPr>
+        <w:ind w:left="2160" w:hanging="360"/>
+      </w:pPr>
+      <w:rPr>
+        <w:rFonts w:ascii="Wingdings" w:hAnsi="Wingdings" w:hint="default"/>
+      </w:rPr>
+    </w:lvl>
+    <w:lvl w:ilvl="3" w:tplc="04090001" w:tentative="1">
+      <w:start w:val="1"/>
+      <w:numFmt w:val="bullet"/>
+      <w:lvlText w:val=""/>
+      <w:lvlJc w:val="left"/>
+      <w:pPr>
+        <w:ind w:left="2880" w:hanging="360"/>
+      </w:pPr>
+      <w:rPr>
+        <w:rFonts w:ascii="Symbol" w:hAnsi="Symbol" w:hint="default"/>
+      </w:rPr>
+    </w:lvl>
+    <w:lvl w:ilvl="4" w:tplc="04090003" w:tentative="1">
+      <w:start w:val="1"/>
+      <w:numFmt w:val="bullet"/>
+      <w:lvlText w:val="o"/>
+      <w:lvlJc w:val="left"/>
+      <w:pPr>
+        <w:ind w:left="3600" w:hanging="360"/>
+      </w:pPr>
+      <w:rPr>
+        <w:rFonts w:ascii="Courier New" w:hAnsi="Courier New" w:cs="Courier New" w:hint="default"/>
+      </w:rPr>
+    </w:lvl>
+    <w:lvl w:ilvl="5" w:tplc="04090005" w:tentative="1">
+      <w:start w:val="1"/>
+      <w:numFmt w:val="bullet"/>
+      <w:lvlText w:val=""/>
+      <w:lvlJc w:val="left"/>
+      <w:pPr>
+        <w:ind w:left="4320" w:hanging="360"/>
+      </w:pPr>
+      <w:rPr>
+        <w:rFonts w:ascii="Wingdings" w:hAnsi="Wingdings" w:hint="default"/>
+      </w:rPr>
+    </w:lvl>
+    <w:lvl w:ilvl="6" w:tplc="04090001" w:tentative="1">
+      <w:start w:val="1"/>
+      <w:numFmt w:val="bullet"/>
+      <w:lvlText w:val=""/>
+      <w:lvlJc w:val="left"/>
+      <w:pPr>
+        <w:ind w:left="5040" w:hanging="360"/>
+      </w:pPr>
+      <w:rPr>
+        <w:rFonts w:ascii="Symbol" w:hAnsi="Symbol" w:hint="default"/>
+      </w:rPr>
+    </w:lvl>
+    <w:lvl w:ilvl="7" w:tplc="04090003" w:tentative="1">
+      <w:start w:val="1"/>
+      <w:numFmt w:val="bullet"/>
+      <w:lvlText w:val="o"/>
+      <w:lvlJc w:val="left"/>
+      <w:pPr>
+        <w:ind w:left="5760" w:hanging="360"/>
+      </w:pPr>
+      <w:rPr>
+        <w:rFonts w:ascii="Courier New" w:hAnsi="Courier New" w:cs="Courier New" w:hint="default"/>
+      </w:rPr>
+    </w:lvl>
+    <w:lvl w:ilvl="8" w:tplc="04090005" w:tentative="1">
+      <w:start w:val="1"/>
+      <w:numFmt w:val="bullet"/>
+      <w:lvlText w:val=""/>
+      <w:lvlJc w:val="left"/>
+      <w:pPr>
+        <w:ind w:left="6480" w:hanging="360"/>
+      </w:pPr>
+      <w:rPr>
+        <w:rFonts w:ascii="Wingdings" w:hAnsi="Wingdings" w:hint="default"/>
+      </w:rPr>
+    </w:lvl>
+  </w:abstractNum>
+  <w:abstractNum w:abstractNumId="3" w15:restartNumberingAfterBreak="0">
     <w:nsid w:val="7A6A7610"/>
     <w:multiLevelType w:val="hybridMultilevel"/>
     <w:tmpl w:val="F8D81FC4"/>
@@ -663,10 +1985,16 @@
     </w:lvl>
   </w:abstractNum>
   <w:num w:numId="1" w16cid:durableId="1444425170">
-    <w:abstractNumId w:val="0"/>
+    <w:abstractNumId w:val="1"/>
   </w:num>
   <w:num w:numId="2" w16cid:durableId="451561365">
-    <w:abstractNumId w:val="1"/>
+    <w:abstractNumId w:val="3"/>
+  </w:num>
+  <w:num w:numId="3" w16cid:durableId="399714040">
+    <w:abstractNumId w:val="2"/>
+  </w:num>
+  <w:num w:numId="4" w16cid:durableId="1742486368">
+    <w:abstractNumId w:val="0"/>
   </w:num>
 </w:numbering>
 </file>
@@ -1588,6 +2916,44 @@
       <w:spacing w:val="5"/>
     </w:rPr>
   </w:style>
+  <w:style w:type="paragraph" w:styleId="Caption">
+    <w:name w:val="caption"/>
+    <w:basedOn w:val="Normal"/>
+    <w:next w:val="Normal"/>
+    <w:uiPriority w:val="35"/>
+    <w:unhideWhenUsed/>
+    <w:qFormat/>
+    <w:rsid w:val="00B87F4C"/>
+    <w:pPr>
+      <w:spacing w:after="200" w:line="240" w:lineRule="auto"/>
+    </w:pPr>
+    <w:rPr>
+      <w:i/>
+      <w:iCs/>
+      <w:color w:val="0E2841" w:themeColor="text2"/>
+      <w:sz w:val="18"/>
+      <w:szCs w:val="18"/>
+    </w:rPr>
+  </w:style>
+  <w:style w:type="table" w:styleId="TableGrid">
+    <w:name w:val="Table Grid"/>
+    <w:basedOn w:val="TableNormal"/>
+    <w:uiPriority w:val="39"/>
+    <w:rsid w:val="00CC34C1"/>
+    <w:pPr>
+      <w:spacing w:after="0" w:line="240" w:lineRule="auto"/>
+    </w:pPr>
+    <w:tblPr>
+      <w:tblBorders>
+        <w:top w:val="single" w:sz="4" w:space="0" w:color="auto"/>
+        <w:left w:val="single" w:sz="4" w:space="0" w:color="auto"/>
+        <w:bottom w:val="single" w:sz="4" w:space="0" w:color="auto"/>
+        <w:right w:val="single" w:sz="4" w:space="0" w:color="auto"/>
+        <w:insideH w:val="single" w:sz="4" w:space="0" w:color="auto"/>
+        <w:insideV w:val="single" w:sz="4" w:space="0" w:color="auto"/>
+      </w:tblBorders>
+    </w:tblPr>
+  </w:style>
 </w:styles>
 </file>
 
